--- a/docs/pack-commercial/commerciaux/PLAQUETTE-TARIFS_commercial.docx
+++ b/docs/pack-commercial/commerciaux/PLAQUETTE-TARIFS_commercial.docx
@@ -1011,7 +1011,7 @@
                 <w:b w:val="0"/>
                 <w:sz w:val="19"/>
               </w:rPr>
-              <w:t>Montée de formule</w:t>
+              <w:t>Changement de formule (CGV art. 12)</w:t>
             </w:r>
           </w:p>
         </w:tc>
@@ -1025,7 +1025,7 @@
                 <w:b w:val="0"/>
                 <w:sz w:val="19"/>
               </w:rPr>
-              <w:t>À tout moment, au prorata ; la remise engagée est conservée.</w:t>
+              <w:t>Montée en gamme à tout moment (effet le 1er du mois suivant ou immédiat au prorata), engagement conservé avec la remise de la nouvelle formule. Descente en gamme : préavis d'un mois sans engagement ; avec engagement, au terme ou après 6 mensualités réglées, sans indemnité. Avenant signé dans tous les cas.</w:t>
             </w:r>
           </w:p>
         </w:tc>
@@ -1042,7 +1042,7 @@
                 <w:b w:val="0"/>
                 <w:sz w:val="19"/>
               </w:rPr>
-              <w:t>Résiliation</w:t>
+              <w:t>Résiliation (CGV art. 2, 3, 5)</w:t>
             </w:r>
           </w:p>
         </w:tc>
@@ -1057,7 +1057,7 @@
                 <w:b w:val="0"/>
                 <w:sz w:val="19"/>
               </w:rPr>
-              <w:t>Sans engagement : préavis d'un mois (fin de mois). Engagé 12 mois : les mensualités restantes sont dues (art. 2 des CGV). Après 12 mois : mois par mois, préavis d'un mois, au tarif engagé.</w:t>
+              <w:t>Sans engagement : préavis d'un mois (fin de mois). Engagé 12 mois : les mensualités restantes sont dues. Rétractation 14 jours si contrat signé hors établissement (≤ 5 salariés). Après 12 mois : mois par mois, préavis d'un mois, au tarif engagé. Données exportables 90 jours après la fin.</w:t>
             </w:r>
           </w:p>
         </w:tc>
